--- a/熊猫成仙，从青竹山开始/第一卷 龙蛇起陆/第046章 把界往里收一里.docx
+++ b/熊猫成仙，从青竹山开始/第一卷 龙蛇起陆/第046章 把界往里收一里.docx
@@ -943,7 +943,7 @@
           <w:sz w:val="27"/>
           <w:szCs w:val="27"/>
         </w:rPr>
-        <w:t xml:space="preserve">竹长庚把竹杖在土里点了两下。</w:t>
+        <w:t xml:space="preserve">竹长庚用杖尾把脚边的土拨开一块。</w:t>
       </w:r>
     </w:p>
     <w:p>
@@ -1573,7 +1573,7 @@
           <w:sz w:val="27"/>
           <w:szCs w:val="27"/>
         </w:rPr>
-        <w:t xml:space="preserve">“他今年学裁纸了。手稳。”</w:t>
+        <w:t xml:space="preserve">“他今年学裁纸了。手稳。”李承平说，“前天他问我一句，坡上的人上不上得来。我说上不来。他没再问。”</w:t>
       </w:r>
     </w:p>
     <w:p>
